--- a/template_command_small.docx
+++ b/template_command_small.docx
@@ -311,7 +311,16 @@
           <w:cs/>
           <w:lang w:val="en-US"/>
         </w:rPr>
-        <w:t xml:space="preserve">ณ </w:t>
+        <w:t>ณ</w:t>
+      </w:r>
+      <w:r>
+        <w:rPr>
+          <w:rFonts w:ascii="TH SarabunPSK" w:hAnsi="TH SarabunPSK" w:cs="TH SarabunPSK"/>
+          <w:sz w:val="32"/>
+          <w:szCs w:val="32"/>
+          <w:lang w:val="en-US"/>
+        </w:rPr>
+        <w:t> </w:t>
       </w:r>
       <w:r>
         <w:rPr>
